--- a/Articles/2026/3_DaVinci_Tips_and_Tricks/Enlightenment Summer Article Ideas/10 Slowing down Speed and Adding Duration time.docx
+++ b/Articles/2026/3_DaVinci_Tips_and_Tricks/Enlightenment Summer Article Ideas/10 Slowing down Speed and Adding Duration time.docx
@@ -7,12 +7,23 @@
         <w:pStyle w:val="Title"/>
       </w:pPr>
       <w:r>
-        <w:t>Slowing down Speed and Adding Duration time</w:t>
+        <w:t xml:space="preserve">10 </w:t>
+      </w:r>
+      <w:r>
+        <w:t>How to Change Clip Speed and Duration in DaVinci Resolve</w:t>
       </w:r>
     </w:p>
     <w:p>
       <w:r>
-        <w:t>This is very easy to do in the Edit Panel, Just put your clip on the timeline. Right click and select, either change speed or duration</w:t>
+        <w:t xml:space="preserve">This is very easy to do in the Edit Panel, </w:t>
+      </w:r>
+      <w:proofErr w:type="gramStart"/>
+      <w:r>
+        <w:t>Just</w:t>
+      </w:r>
+      <w:proofErr w:type="gramEnd"/>
+      <w:r>
+        <w:t xml:space="preserve"> put your clip on the timeline. Right click and select, either change speed or duration</w:t>
       </w:r>
     </w:p>
     <w:p>
@@ -64,6 +75,9 @@
     </w:p>
     <w:p>
       <w:r>
+        <w:rPr>
+          <w:noProof/>
+        </w:rPr>
         <w:drawing>
           <wp:inline distT="0" distB="0" distL="0" distR="0" wp14:anchorId="5EECA580" wp14:editId="22234E65">
             <wp:extent cx="5943600" cy="1428750"/>
